--- a/docs/user-guide/sambaadm-user-guide.docx
+++ b/docs/user-guide/sambaadm-user-guide.docx
@@ -12,7 +12,7 @@
     </w:p>
     <w:p>
       <w:r>
-        <w:t>Редакция от 21 октября 2026 года для main и v0.23.0-dev. Это инструкция оператора веб-интерфейса с ролью readonly или helpdesk. Самостоятельная настройка сервера и изменения домена выполняются администратором. Приложение не является порталом самообслуживания сотрудников.</w:t>
+        <w:t>Редакция от 27 октября 2026 года для main и v0.23.0-dev. Это инструкция оператора веб-интерфейса с ролью readonly или helpdesk. Самостоятельная настройка сервера и изменения домена выполняются администратором. Приложение не является порталом самообслуживания сотрудников.</w:t>
       </w:r>
     </w:p>
     <w:p>
@@ -50,7 +50,7 @@
     </w:p>
     <w:p>
       <w:r>
-        <w:t>7  Общие папки и обращение за помощью</w:t>
+        <w:t>8  Общие папки и обращение за помощью</w:t>
       </w:r>
     </w:p>
     <w:p>
@@ -433,6 +433,38 @@
     </w:p>
     <w:p>
       <w:pPr>
+        <w:pStyle w:val="Heading2"/>
+      </w:pPr>
+      <w:r>
+        <w:t>Моделирование результирующей политики ALT и Windows</w:t>
+      </w:r>
+    </w:p>
+    <w:p>
+      <w:pPr/>
+      <w:r>
+        <w:t>В разделе GPO нажмите «Моделирование политики». Выберите пользователя или компьютер либо домен/OU. Можно указать условное перемещение в другую OU и режим loopback None, Merge или Replace. Объекты и политики при этом не изменяются; расчёт доступен всем ролям.</w:t>
+      </w:r>
+    </w:p>
+    <w:p>
+      <w:pPr/>
+      <w:r>
+        <w:t>Безопасность и WMI задаются как допущения для всех GPO или отдельно по политике. По умолчанию они неизвестны: отчёт будет неполным. Разрешение включает также чтение GPO/SYSVOL; приложение не выполняет проверку ACL или WMI на клиенте. При сомнении согласуйте допущения с администратором.</w:t>
+      </w:r>
+    </w:p>
+    <w:p>
+      <w:pPr/>
+      <w:r>
+        <w:t>Нажмите «Рассчитать результат». Для ALT показаны итоговые состояния, значения и GPO-источники параметров ADMX/ADML. Разные значения одного параметра реестра выделены цветом и подписью «Конфликт»: ниже видны конкуренты и победившая GPO. Одинаковые значения не считаются конфликтом. Подробности доступны в списке Registry.pol.</w:t>
+      </w:r>
+    </w:p>
+    <w:p>
+      <w:pPr/>
+      <w:r>
+        <w:t>Скачайте отчёт JSON, чтобы передать сценарий администратору. При изменении сценария расчёт нужно повторить. Неизвестные условия, ошибки и неподдерживаемые директивы могут изменить значения и победителей. Модель не охватывает сайты, локальные политики и все клиентские расширения; фактическое применение проверяется на ALT/Windows-клиенте.</w:t>
+      </w:r>
+    </w:p>
+    <w:p>
+      <w:pPr>
         <w:pStyle w:val="Heading1"/>
         <w:pageBreakBefore/>
       </w:pPr>
